--- a/backend/app/templates/minuta_promesa_compraventa.docx
+++ b/backend/app/templates/minuta_promesa_compraventa.docx
@@ -32,7 +32,7 @@
         <w:rPr>
           <w:b/>
         </w:rPr>
-        <w:t>PRIMERA.- COMPARECIENTES.- Comparecen a la celebración del presente contrato por una parte: {% for grupo in grupos_vendedores %}{% if grupo.es_empresa %}{% for p in grupo.personas %}{{ p.numero_numerico }}.- La compañía {{ p.razon_social }}, con RUC número {{ p.ruc_palabras }} ({{ p.ruc }}), debidamente representada por su {{ p.rep_cargo }}, {{ p.rep_articulo }} {{ p.rep_nombres_completos }}, de nacionalidad {{ p.rep_nacionalidad }}, con {{ p.rep_cedula_palabras }} ({{ p.rep_cedula }}), de {{ p.rep_edad }} años de edad, {{ p.rep_prof_ocup }}, con domicilio físico en {{ p.rep_direccion }}{% endfor %}{% else %}{% if grupo.tipo == 'conyuges' %}los cónyuges señores: {% endif %}{% for p in grupo.personas %}{{ p.numero_numerico }}.- {{ p.nombres_completos }}, de nacionalidad {{ p.nacionalidad }}, con cédula de ciudadanía número {{ p.cedula_palabras }} ({{ p.cedula }}), de {{ p.edad }} años de edad, de estado civil {{ p.estado_civil }}, de profesión {{ p.profesion }} y de ocupación {{ p.ocupacion }}, teléfono celular número {{ p.telefono_palabras }} ({{ p.telefono }}), con domicilio electrónico en el correo {{ p.email }}, por sus propios y personales derechos{% if not loop.last %}; y, {% endif %}{% endfor %}{% if grupo.tipo == 'conyuges' %}; ambos{% endif %} domiciliado{% if grupo.tipo == 'conyuges' %}s{% endif %} físicamente en {{ grupo.direccion }}{% endif %}{% if not loop.last %}; {% if grupos_vendedores[loop.index].tipo == 'soltero' %}y, el señor: {% elif grupos_vendedores[loop.index].es_empresa %}y, {% endif %}{% endif %}{% endfor %}, a quien se denominará la parte PROMITENTE VENDEDORA; y, por otra: {% for grupo in grupos_compradores %}{% if grupo.es_empresa %}{% for p in grupo.personas %}{{ p.numero_numerico }}.- La compañía {{ p.razon_social }}, con RUC número {{ p.ruc_palabras }} ({{ p.ruc }}), debidamente representada por su {{ p.rep_cargo }}, {{ p.rep_articulo }} {{ p.rep_nombres_completos }}, de nacionalidad {{ p.rep_nacionalidad }}, con {{ p.rep_cedula_palabras }} ({{ p.rep_cedula }}), de {{ p.rep_edad }} años de edad, {{ p.rep_prof_ocup }}, con domicilio físico en {{ p.rep_direccion }}{% endfor %}{% else %}{% if grupo.tipo == 'conyuges' %}los cónyuges señores: {% endif %}{% for p in grupo.personas %}{{ p.numero_numerico }}.- {{ p.nombres_completos }}, de nacionalidad {{ p.nacionalidad }}, con cédula de ciudadanía número {{ p.cedula_palabras }} ({{ p.cedula }}), de {{ p.edad }} años de edad, de estado civil {{ p.estado_civil }}, de profesión {{ p.profesion }} y de ocupación {{ p.ocupacion }}, teléfono celular número {{ p.telefono_palabras }} ({{ p.telefono }}), con domicilio electrónico en el correo {{ p.email }}, por sus propios y personales derechos{% if not loop.last %}; y, {% endif %}{% endfor %}{% if grupo.tipo == 'conyuges' %}; ambos{% endif %} domiciliado{% if grupo.tipo == 'conyuges' %}s{% endif %} físicamente en {{ grupo.direccion }}{% endif %}{% if not loop.last %}; {% if grupos_compradores[loop.index].tipo == 'soltero' %}y, el señor: {% elif grupos_compradores[loop.index].es_empresa %}y, {% endif %}{% endif %}{% endfor %}, a quien se denominará la parte PROMITENTE COMPRADORA.</w:t>
+        <w:t>PRIMERA.- COMPARECIENTES.- Comparecen a la celebración del presente contrato por una parte: {% for grupo in grupos_vendedores %}{% if grupo.es_empresa %}{% for p in grupo.personas %}{{ p.numero_numerico }}.- La compañía {{ p.razon_social }}, con RUC número {{ p.ruc_palabras }} ({{ p.ruc }}), debidamente representada por su {{ p.rep_cargo }}, {{ p.rep_articulo }} {{ p.rep_nombres_completos }}, de nacionalidad {{ p.rep_nacionalidad }}, con {{ p.rep_cedula_palabras }} ({{ p.rep_cedula }}), de {{ p.rep_edad }} años de edad, {{ p.rep_prof_ocup }}, con domicilio físico en {{ p.rep_direccion }}{% endfor %}{% else %}{% if grupo.tipo == 'conyuges' %}los cónyuges señores: {% endif %}{% for p in grupo.personas %}{{ p.numero_numerico }}.- {{ p.nombres_completos }}, de nacionalidad {{ p.nacionalidad }}, con cédula de ciudadanía número {{ p.cedula_palabras }} ({{ p.cedula }}), de {{ p.edad }} años de edad, de estado civil {{ p.estado_civil }}, de profesión {{ p.profesion }} y de ocupación {{ p.ocupacion }}, teléfono celular número {{ p.telefono_palabras }} ({{ p.telefono }}), con domicilio electrónico en el correo {{ p.email }}, por sus propios y personales derechos{% if not loop.last %}; y, {% endif %}{% endfor %}{% if grupo.tipo == 'conyuges' %}; ambos{% endif %} domiciliado{% if grupo.tipo == 'conyuges' %}s{% endif %} físicamente en {{ grupo.direccion }}{% endif %}{% if not loop.last %}; {% if grupos_vendedores[loop.index0].tipo == 'soltero' %}y, el señor: {% elif grupos_vendedores[loop.index0].es_empresa %}y, {% endif %}{% endif %}{% endfor %}, a quien se denominará la parte PROMITENTE VENDEDORA; y, por otra: {% for grupo in grupos_compradores %}{% if grupo.es_empresa %}{% for p in grupo.personas %}{{ p.numero_numerico }}.- La compañía {{ p.razon_social }}, con RUC número {{ p.ruc_palabras }} ({{ p.ruc }}), debidamente representada por su {{ p.rep_cargo }}, {{ p.rep_articulo }} {{ p.rep_nombres_completos }}, de nacionalidad {{ p.rep_nacionalidad }}, con {{ p.rep_cedula_palabras }} ({{ p.rep_cedula }}), de {{ p.rep_edad }} años de edad, {{ p.rep_prof_ocup }}, con domicilio físico en {{ p.rep_direccion }}{% endfor %}{% else %}{% if grupo.tipo == 'conyuges' %}los cónyuges señores: {% endif %}{% for p in grupo.personas %}{{ p.numero_numerico }}.- {{ p.nombres_completos }}, de nacionalidad {{ p.nacionalidad }}, con cédula de ciudadanía número {{ p.cedula_palabras }} ({{ p.cedula }}), de {{ p.edad }} años de edad, de estado civil {{ p.estado_civil }}, de profesión {{ p.profesion }} y de ocupación {{ p.ocupacion }}, teléfono celular número {{ p.telefono_palabras }} ({{ p.telefono }}), con domicilio electrónico en el correo {{ p.email }}, por sus propios y personales derechos{% if not loop.last %}; y, {% endif %}{% endfor %}{% if grupo.tipo == 'conyuges' %}; ambos{% endif %} domiciliado{% if grupo.tipo == 'conyuges' %}s{% endif %} físicamente en {{ grupo.direccion }}{% endif %}{% if not loop.last %}; {% if grupos_compradores[loop.index0].tipo == 'soltero' %}y, el señor: {% elif grupos_compradores[loop.index0].es_empresa %}y, {% endif %}{% endif %}{% endfor %}, a quien se denominará la parte PROMITENTE COMPRADORA.</w:t>
       </w:r>
     </w:p>
     <w:p>

--- a/backend/app/templates/minuta_promesa_compraventa.docx
+++ b/backend/app/templates/minuta_promesa_compraventa.docx
@@ -55,11 +55,11 @@
       <w:r>
         <w:t>{% if es_horizontal %}</w:t>
         <w:br/>
-        <w:t>2.1.- La parte PROMITENTE VENDEDORA es propietaria de los siguientes inmuebles: {% for predio in predios %}{% if predio.es_compuesto %}{% for inmueble in predio.inmuebles %}{% if inmueble.tipo == 'Otro' %}{{ inmueble.tipo_otro }}{% else %}{{ inmueble.tipo }}{% endif %} {% if predio.tipo == 'Otro' %}{{ predio.tipo_otro }}{% else %}{{ predio.tipo }}{% endif %} {{ predio.numero }}, {% if inmueble.esta_construido %}nivel {{ inmueble.nivel }}, {% endif %}{% if inmueble.area_cubierta %}área cubierta {{ inmueble.area_cubierta_palabras }} metros cuadrados, {% endif %}{% if inmueble.area_descubierta %}área descubierta {{ inmueble.area_descubierta_palabras }} metros cuadrados, {% endif %}{% if inmueble.esta_construido %}Alícuota parcial {{ inmueble.alicuota_parcial_palabras }} por ciento; {% endif %}{% endfor %}{% if predio.inmuebles | selectattr('esta_construido') | list %}Alícuota total {{ predio.alicuota_total_palabras }} por ciento; {% endif %}{% else %}{% if predio.tipo == 'Otro' %}{{ predio.tipo_otro }}{% else %}{{ predio.tipo }}{% endif %} {{ predio.numero_palabras }}, {% if predio.inmuebles[0].esta_construido %}nivel {{ predio.inmuebles[0].nivel }}, {% endif %}{% if predio.inmuebles[0].area_cubierta %}área cubierta {{ predio.inmuebles[0].area_cubierta_palabras }} metros cuadrados, {% endif %}{% if predio.inmuebles[0].area_descubierta %}área descubierta {{ predio.inmuebles[0].area_descubierta_palabras }} metros cuadrados, {% endif %}{% if predio.inmuebles[0].esta_construido %}Alícuota parcial {{ predio.inmuebles[0].alicuota_parcial_palabras }} por ciento, Alícuota total {{ predio.alicuota_total_palabras }} por ciento; {% endif %}{% endif %}{% endfor %}del {{ nombre_conjunto }}, construido en el {{ ubicacion.lote }} número {{ ubicacion.numero }}, situado en la parroquia {{ ubicacion.parroquia }}, cantón {{ ubicacion.canton }}, Provincia de {{ ubicacion.provincia }}.</w:t>
+        <w:t>2.1.- La parte PROMITENTE VENDEDORA es propietaria de los siguientes inmuebles: {% for predio in predios %}{% if predio.es_compuesto %}{% for inmueble in predio.inmuebles %}{% if inmueble.tipo == 'Otro' %}{{ inmueble.tipo_otro }}{% else %}{{ inmueble.tipo }}{% endif %} {{ inmueble.numero_palabras }}, {% if inmueble.esta_construido %}nivel {{ inmueble.nivel }}, {% endif %}{% if inmueble.area_cubierta %}área cubierta {{ inmueble.area_cubierta_palabras }} metros cuadrados, {% endif %}{% if inmueble.area_descubierta %}área descubierta {{ inmueble.area_descubierta_palabras }} metros cuadrados, {% endif %}{% if inmueble.esta_construido %}Alícuota parcial {{ inmueble.alicuota_parcial_palabras }} por ciento; {% endif %}{% endfor %}{% if predio.inmuebles | selectattr('esta_construido') | list %}Alícuota total {{ predio.alicuota_total_palabras }} por ciento; {% endif %}{% else %}{% if predio.tipo == 'Otro' %}{{ predio.tipo_otro }}{% else %}{{ predio.tipo }}{% endif %} {{ predio.numero_palabras }}, {% if predio.inmuebles[0].esta_construido %}nivel {{ predio.inmuebles[0].nivel }}, {% endif %}{% if predio.inmuebles[0].area_cubierta %}área cubierta {{ predio.inmuebles[0].area_cubierta_palabras }} metros cuadrados, {% endif %}{% if predio.inmuebles[0].area_descubierta %}área descubierta {{ predio.inmuebles[0].area_descubierta_palabras }} metros cuadrados, {% endif %}{% if predio.inmuebles[0].esta_construido %}Alícuota parcial {{ predio.inmuebles[0].alicuota_parcial_palabras }} por ciento, Alícuota total {{ predio.alicuota_total_palabras }} por ciento; {% endif %}{% endif %}{% endfor %}del {{ nombre_conjunto }}, construido en el {{ ubicacion.lote }} número {{ ubicacion.numero_palabras }}, situado en la parroquia {{ ubicacion.parroquia }}, cantón {{ ubicacion.canton }}, Provincia de {{ ubicacion.provincia }}.</w:t>
         <w:br/>
         <w:t>{% else %}</w:t>
         <w:br/>
-        <w:t>2.1.- La parte PROMITENTE VENDEDORA es propietaria del {{ bien_comun.tipo_bien_comun_texto }} ({{ bien_comun.tipo_bien_comun }}{% if bien_comun.tipo_bien_comun == 'otro' %}: {{ bien_comun.tipo_bien_comun_otro }}{% endif %}), ubicado en la calle {{ ubicacion.lote }} número {{ ubicacion.numero }}, parroquia {{ ubicacion.parroquia }}, cantón {{ ubicacion.canton }}, Provincia de {{ ubicacion.provincia }}{% if bien_comun.superficie_bien_comun %}, con una superficie de {{ bien_comun.superficie_bien_comun }} metros cuadrados{% endif %}, en donde se encuentra {% if bien_comun.descripcion_bien_comun %}{{ bien_comun.descripcion_bien_comun }}.{% else %}construyendo el inmueble objeto de este contrato.{% endif %}</w:t>
+        <w:t>2.1.- La parte PROMITENTE VENDEDORA es propietaria del {{ bien_comun.tipo_bien_comun_texto }} ({{ bien_comun.tipo_bien_comun }}{% if bien_comun.tipo_bien_comun == 'otro' %}: {{ bien_comun.tipo_bien_comun_otro }}{% endif %}), ubicado en la calle {{ ubicacion.lote }} número {{ ubicacion.numero_palabras }}, parroquia {{ ubicacion.parroquia }}, cantón {{ ubicacion.canton }}, Provincia de {{ ubicacion.provincia }}{% if bien_comun.superficie_bien_comun %}, con una superficie de {{ bien_comun.superficie_bien_comun }} metros cuadrados{% endif %}, en donde se encuentra {% if bien_comun.descripcion_bien_comun %}{{ bien_comun.descripcion_bien_comun }}.{% else %}construyendo el inmueble objeto de este contrato.{% endif %}</w:t>
         <w:br/>
         <w:t>{% endif %}</w:t>
       </w:r>
@@ -76,7 +76,7 @@
         <w:br/>
         <w:t>{% else %}</w:t>
         <w:br/>
-        <w:t>2.2.- Las referidas {% if es_horizontal %}alícuotas fueron{% else %}propiedades fueron{% endif %} adquiridas por la parte PROMITENTE VENDEDORA a título de {{ historia.titulo_texto }}{% if historia.titulo == 'otro' %} {{ historia.titulo_otro }}{% endif %}, {% if historia.titulo != 'sucesion' %}a {{ historia.adquirido_de }}, {% else %}por sucesión a causa de muerte del causante {{ historia.nombre_causante }}, mediante {{ historia.tipo_sucesion_texto }}, {% endif %}según consta de la escritura pública celebrada el {{ historia.fecha_otorgamiento }}, ante el notario {{ historia.numero_notaria }} del cantón {{ historia.canton_notaria }}, {{ historia.notario }}, inscrita en el Registro de la Propiedad el {{ historia.fecha_inscripcion }}{% if historia.mismo_canton %}, del mismo cantón{% elif historia.canton_inscripcion %}, del cantón {{ historia.canton_inscripcion }}{% endif %}.{% if historia.es_sucesion %} Por su parte, el causante adquirió la propiedad por {{ historia.causante_titulo_texto }}{% if historia.causante_titulo == 'otro' %} {{ historia.causante_titulo_otro }}{% endif %} a {{ historia.causante_adquirido_de }}, según consta de la escritura pública otorgada el {{ historia.causante_fecha_otorgamiento }}, ante el Notario {{ historia.causante_numero_notaria }} del cantón {{ historia.causante_canton_notaria }}, {{ historia.causante_notario }}, e inscrita en el Registro de la Propiedad el {{ historia.causante_fecha_inscripcion }}{% if historia.causante_mismo_canton %}, del mismo cantón{% elif historia.causante_canton_inscripcion %}, del cantón {{ historia.causante_canton_inscripcion }}{% endif %}.{% endif %}</w:t>
+        <w:t>2.2.- Las referidas {% if es_horizontal %}alícuotas fueron{% else %}propiedades fueron{% endif %} adquiridas por la parte PROMITENTE VENDEDORA a título de {{ historia.titulo_texto }}{% if historia.titulo == 'otro' %} {{ historia.titulo_otro }}{% endif %}, {% if historia.titulo != 'sucesion' %}a {{ historia.adquirido_de }}, {% else %}por sucesión a causa de muerte del causante {{ historia.nombre_causante }}, mediante {{ historia.tipo_sucesion_texto }}, {% endif %}según consta de la escritura pública celebrada el {{ historia.fecha_otorgamiento }}, ante la Notaría {{ historia.numero_notaria_palabras }} del cantón {{ historia.canton_notaria }}, {{ historia.notario }}, inscrita en el Registro de la Propiedad el {{ historia.fecha_inscripcion }}{% if historia.mismo_canton %}, del mismo cantón{% elif historia.canton_inscripcion %}, del cantón {{ historia.canton_inscripcion }}{% endif %}.{% if historia.es_sucesion %} Por su parte, el causante adquirió la propiedad por {{ historia.causante_titulo_texto }}{% if historia.causante_titulo == 'otro' %} {{ historia.causante_titulo_otro }}{% endif %} a {{ historia.causante_adquirido_de }}, según consta de la escritura pública otorgada el {{ historia.causante_fecha_otorgamiento }}, ante la Notaría {{ historia.causante_numero_notaria_palabras }} del cantón {{ historia.causante_canton_notaria }}, {{ historia.causante_notario }}, e inscrita en el Registro de la Propiedad el {{ historia.causante_fecha_inscripcion }}{% if historia.causante_mismo_canton %}, del mismo cantón{% elif historia.causante_canton_inscripcion %}, del cantón {{ historia.causante_canton_inscripcion }}{% endif %}.{% endif %}</w:t>
         <w:br/>
         <w:t>{% if historia.aclaratorias %}{% for aclaratoria in historia.aclaratorias %}</w:t>
       </w:r>
@@ -117,7 +117,7 @@
         <w:br/>
         <w:t>{% else %}</w:t>
         <w:br/>
-        <w:t>3.- La declaratoria de propiedad horizontal del {{ nombre_conjunto }}, consta en la escritura pública celebrada el {{ declaratoria.fecha_otorgamiento }}, ante {% if declaratoria.notario %}{{ declaratoria.notario }}, Notari{% else %}el Notari{% endif %}{{ declaratoria.numero_notaria }} del cantón {{ declaratoria.canton_notaria }}, inscrita en el Registro de la Propiedad el {{ declaratoria.fecha_inscripcion }}{% if declaratoria.mismo_canton %}, del mismo cantón{% elif declaratoria.canton_inscripcion %}, del cantón {{ declaratoria.canton_inscripcion }}{% endif %}.{% if declaratoria.aclaratorias %}{% for aclaratoria in declaratoria.aclaratorias %}</w:t>
+        <w:t>3.- La declaratoria de propiedad horizontal del {{ nombre_conjunto }}, consta en la escritura pública celebrada el {{ declaratoria.fecha_otorgamiento }}, ante {% if declaratoria.notario %}{{ declaratoria.notario }}, Notaría {% else %}Notaría {% endif %}{{ declaratoria.numero_notaria_palabras }} del cantón {{ declaratoria.canton_notaria }}, inscrita en el Registro de la Propiedad el {{ declaratoria.fecha_inscripcion }}{% if declaratoria.mismo_canton %}, del mismo cantón{% elif declaratoria.canton_inscripcion %}, del cantón {{ declaratoria.canton_inscripcion }}{% endif %}.{% if declaratoria.aclaratorias %}{% for aclaratoria in declaratoria.aclaratorias %}</w:t>
       </w:r>
     </w:p>
     <w:p>
@@ -143,7 +143,7 @@
         <w:jc w:val="both"/>
       </w:pPr>
       <w:r>
-        <w:t>4.- El {{ nombre_conjunto }}, se encuentra construido sobre el {{ ubicacion.lote }} número {{ ubicacion.numero }}, ubicado dentro de los siguientes linderos y dimensiones generales: POR EL NORTE.- En {{ linderos.norte_metros_palabras }} metros, con {{ linderos.norte_colindancia }}; POR EL SUR.- En {{ linderos.sur_metros_palabras }} metros, con {{ linderos.sur_colindancia }}; POR EL ESTE.- En {{ linderos.este_metros_palabras }} metros, con {{ linderos.este_colindancia }}; y, POR EL OESTE.- En {{ linderos.oeste_metros_palabras }} metros, con {{ linderos.oeste_colindancia }}. SUPERFICIE.- {{ linderos.superficie_palabras }} metros cuadrados. Los demás antecedentes de dominio constan detallados en el certificado de gravámenes del inmueble que se habilita.</w:t>
+        <w:t>4.- El {{ nombre_conjunto }}, se encuentra construido sobre el {{ ubicacion.lote }} número {{ ubicacion.numero_palabras }}, ubicado dentro de los siguientes linderos y dimensiones generales: POR EL NORTE.- En {{ linderos.norte_metros_palabras }} metros, con {{ linderos.norte_colindancia }}; POR EL SUR.- En {{ linderos.sur_metros_palabras }} metros, con {{ linderos.sur_colindancia }}; POR EL ESTE.- En {{ linderos.este_metros_palabras }} metros, con {{ linderos.este_colindancia }}; y, POR EL OESTE.- En {{ linderos.oeste_metros_palabras }} metros, con {{ linderos.oeste_colindancia }}. SUPERFICIE.- {{ linderos.superficie_palabras }} metros cuadrados. Los demás antecedentes de dominio constan detallados en el certificado de gravámenes del inmueble que se habilita.</w:t>
         <w:br/>
         <w:t>{% else %}</w:t>
         <w:br/>
@@ -187,7 +187,7 @@
         <w:rPr>
           <w:b/>
         </w:rPr>
-        <w:t>TERCERA.- PROMESA DE COMPRAVENTA.- Con los antecedentes expuestos, la parte PROMITENTE VENDEDORA promete, actual e irrevocablemente, dar en venta real y perpetua enajenación a favor de la parte PROMITENTE COMPRADORA{% if es_horizontal %} las alícuotas descritas y singularizadas en la cláusula anterior del {{ nombre_conjunto }}, construido en el {{ ubicacion.lote }} número {{ ubicacion.numero }}, situado en la parroquia {{ ubicacion.parroquia }}, cantón {{ ubicacion.canton }}, Provincia de {{ ubicacion.provincia }}{% else %} el inmueble descrito y singularizado en la cláusula anterior{% endif %}. La venta y transferencia de dominio se hará con todas las entradas, salidas, usos, costumbres, servidumbres activas y pasivas y todo cuanto por Ley se considere inmueble por destinación, accesión o naturaleza que sean inherentes a {% if es_horizontal %}las alícuotas{% else %}el inmueble{% endif %} cuya propiedad se prometen transferir y siempre y cuando se cumplan con las condiciones detalladas en este contrato.</w:t>
+        <w:t>TERCERA.- PROMESA DE COMPRAVENTA.- Con los antecedentes expuestos, la parte PROMITENTE VENDEDORA promete, actual e irrevocablemente, dar en venta real y perpetua enajenación a favor de la parte PROMITENTE COMPRADORA{% if es_horizontal %} las alícuotas descritas y singularizadas en la cláusula anterior del {{ nombre_conjunto }}, construido en el {{ ubicacion.lote }} número {{ ubicacion.numero_palabras }}, situado en la parroquia {{ ubicacion.parroquia }}, cantón {{ ubicacion.canton }}, Provincia de {{ ubicacion.provincia }}{% else %} el inmueble descrito y singularizado en la cláusula anterior{% endif %}. La venta y transferencia de dominio se hará con todas las entradas, salidas, usos, costumbres, servidumbres activas y pasivas y todo cuanto por Ley se considere inmueble por destinación, accesión o naturaleza que sean inherentes a {% if es_horizontal %}las alícuotas{% else %}el inmueble{% endif %} cuya propiedad se prometen transferir y siempre y cuando se cumplan con las condiciones detalladas en este contrato.</w:t>
       </w:r>
     </w:p>
     <w:p>
@@ -199,7 +199,7 @@
         <w:rPr>
           <w:b/>
         </w:rPr>
-        <w:t>CUARTA.- PRECIO Y FORMA DE PAGO.- {% if precio_manual %}{{ precio_texto|richtext }}{% else %}El precio de venta {% if es_horizontal %}de las alícuotas{% else %}del inmueble{% endif %} antes descrito es de {{ precio.total_palabras }} DÓLARES DE LOS ESTADOS UNIDOS DE AMÉRICA (${{ precio.total }} USD), que la parte PROMITENTE COMPRADORA cancelará a la parte PROMITENTE VENDEDORA, de la siguiente forma: {% for parte in precio.partes %}{{ loop.index }}. {% if parte.es_cuotas %}La suma de {{ parte.monto_palabras }} DÓLARES DE LOS ESTADOS UNIDOS DE AMÉRICA ({{ parte.monto }} USD), pagaderos en {{ parte.numero_cuotas_palabras }} cuotas {{ parte.periodicidad }}s de {{ parte.valor_cuota_palabras }} DÓLARES DE LOS ESTADOS UNIDOS DE AMÉRICA ({{ parte.valor_cuota }} USD) cada una, mediante {{ parte.medio_pago_texto }}{% if parte.es_credito %}, con fondos provenientes del crédito hipotecario otorgado por {{ parte.nombre_banco }}, valores que se acreditarán a {{ parte.cuenta_destino }}{% endif %};{% else %}La suma de {{ parte.monto_palabras }} DÓLARES DE LOS ESTADOS UNIDOS DE AMÉRICA ({{ parte.monto }} USD), {% if parte.momento_pago == 'ya_pagado' %}fue cancelada en forma previa a la suscripción de la presente escritura pública, valor que la parte PROMITENTE VENDEDORA declara recibido a plena satisfacción{% elif parte.momento_pago == 'al_firmar' %}se cancela a la firma de la presente escritura pública{% elif parte.momento_pago == 'despues_inscribir' %}se cancelará inmediatamente después de que se inscriba el presente título en el Registro de la Propiedad{% else %}{{ parte.momento_otro }}{% endif %}, mediante {{ parte.medio_pago_texto }}{% if parte.medio_pago == 'cheque' %} {{ parte.tipo_cheque_texto }}{% endif %}{% if parte.tiene_detalle %}, {% if parte.medio_pago == 'transferencia' %}desde la cuenta {{ parte.detalle.tipo_cuenta_origen_texto }} número {{ parte.detalle.cuenta_origen }} del {{ parte.detalle.banco_origen }}, a la cuenta {{ parte.detalle.tipo_cuenta_destino_texto }} número {{ parte.detalle.cuenta_destino }} del {{ parte.detalle.banco_destino }}, valor que una vez acreditado quedará plenamente recibido{% elif parte.medio_pago == 'deposito' %}a la cuenta {{ parte.detalle.tipo_cuenta_destino_texto }} número {{ parte.detalle.cuenta_destino }} del {{ parte.detalle.banco_destino }}, valor que una vez acreditado quedará plenamente recibido{% endif %}{% endif %}{% if parte.es_credito %}, con fondos provenientes del crédito hipotecario otorgado por {{ parte.nombre_banco }}, valores que se acreditarán a {{ parte.cuenta_destino }}{% endif %};{% endif %} {% if not loop.last %}y, {% endif %}{% endfor %} La parte PROMITENTE COMPRADORA declara bajo juramento que los valores que entrega en pago del precio fijado tienen un origen lícito y en especial no provienen de ninguna actividad prohibida o sancionada por la Ley.{% endif %}</w:t>
+        <w:t>CUARTA.- PRECIO Y FORMA DE PAGO.- {% if precio_manual %}{{ precio_texto|richtext }}{% else %}El precio de venta {% if es_horizontal %}de las alícuotas{% else %}del inmueble{% endif %} antes descrito es de {{ precio.total_palabras }} DÓLARES DE LOS ESTADOS UNIDOS DE AMÉRICA (${{ precio.total }} USD), que la parte PROMITENTE COMPRADORA cancelará a la parte PROMITENTE VENDEDORA, de la siguiente forma: {% for parte in precio.partes %}{{ loop.index }}. {% if parte.es_cuotas %}La suma de {{ parte.monto_palabras }}, pagaderos en {{ parte.numero_cuotas_palabras }} cuotas {{ parte.periodicidad }}s de {{ parte.valor_cuota_palabras }} cada una, mediante {{ parte.medio_pago_texto }}{% if parte.es_credito %}, con fondos provenientes del crédito hipotecario otorgado por {{ parte.nombre_banco }}, valores que se acreditarán a {{ parte.cuenta_destino }}{% endif %};{% else %}La suma de {{ parte.monto_palabras }}, {% if parte.momento_pago == 'ya_pagado' %}fue cancelada en forma previa a la suscripción de la presente escritura pública, valor que la parte PROMITENTE VENDEDORA declara recibido a plena satisfacción{% elif parte.momento_pago == 'al_firmar' %}se cancela a la firma de la presente escritura pública{% elif parte.momento_pago == 'despues_inscribir' %}se cancelará inmediatamente después de que se inscriba el presente título en el Registro de la Propiedad{% else %}{{ parte.momento_otro }}{% endif %}, mediante {{ parte.medio_pago_texto }}{% if parte.medio_pago == 'cheque' %} {{ parte.tipo_cheque_texto }}{% endif %}{% if parte.tiene_detalle %}, {% if parte.medio_pago == 'transferencia' %}desde la cuenta {{ parte.detalle.tipo_cuenta_origen_texto }} número {{ parte.detalle.cuenta_origen }} del {{ parte.detalle.banco_origen }}, a la cuenta {{ parte.detalle.tipo_cuenta_destino_texto }} número {{ parte.detalle.cuenta_destino }} del {{ parte.detalle.banco_destino }}, valor que una vez acreditado quedará plenamente recibido{% elif parte.medio_pago == 'deposito' %}a la cuenta {{ parte.detalle.tipo_cuenta_destino_texto }} número {{ parte.detalle.cuenta_destino }} del {{ parte.detalle.banco_destino }}, valor que una vez acreditado quedará plenamente recibido{% endif %}{% endif %}{% if parte.es_credito %}, con fondos provenientes del crédito hipotecario otorgado por {{ parte.nombre_banco }}, valores que se acreditarán a {{ parte.cuenta_destino }}{% endif %};{% endif %} {% if not loop.last %}y, {% endif %}{% endfor %} La parte PROMITENTE COMPRADORA declara bajo juramento que los valores que entrega en pago del precio fijado tienen un origen lícito y en especial no provienen de ninguna actividad prohibida o sancionada por la Ley.{% endif %}</w:t>
       </w:r>
     </w:p>
     <w:p>

--- a/backend/app/templates/minuta_promesa_compraventa.docx
+++ b/backend/app/templates/minuta_promesa_compraventa.docx
@@ -32,7 +32,7 @@
         <w:rPr>
           <w:b/>
         </w:rPr>
-        <w:t>PRIMERA.- COMPARECIENTES.- Comparecen a la celebración del presente contrato por una parte: {% for grupo in grupos_vendedores %}{% if grupo.es_empresa %}{% for p in grupo.personas %}{{ p.numero_numerico }}.- La compañía {{ p.razon_social }}, con RUC número {{ p.ruc_palabras }} ({{ p.ruc }}), debidamente representada por su {{ p.rep_cargo }}, {{ p.rep_articulo }} {{ p.rep_nombres_completos }}, de nacionalidad {{ p.rep_nacionalidad }}, con {{ p.rep_cedula_palabras }} ({{ p.rep_cedula }}), de {{ p.rep_edad }} años de edad, {{ p.rep_prof_ocup }}, con domicilio físico en {{ p.rep_direccion }}{% endfor %}{% else %}{% if grupo.tipo == 'conyuges' %}los cónyuges señores: {% endif %}{% for p in grupo.personas %}{{ p.numero_numerico }}.- {{ p.nombres_completos }}, de nacionalidad {{ p.nacionalidad }}, con cédula de ciudadanía número {{ p.cedula_palabras }} ({{ p.cedula }}), de {{ p.edad }} años de edad, de estado civil {{ p.estado_civil }}, de profesión {{ p.profesion }} y de ocupación {{ p.ocupacion }}, teléfono celular número {{ p.telefono_palabras }} ({{ p.telefono }}), con domicilio electrónico en el correo {{ p.email }}, por sus propios y personales derechos{% if not loop.last %}; y, {% endif %}{% endfor %}{% if grupo.tipo == 'conyuges' %}; ambos{% endif %} domiciliado{% if grupo.tipo == 'conyuges' %}s{% endif %} físicamente en {{ grupo.direccion }}{% endif %}{% if not loop.last %}; {% if grupos_vendedores[loop.index0].tipo == 'soltero' %}y, el señor: {% elif grupos_vendedores[loop.index0].es_empresa %}y, {% endif %}{% endif %}{% endfor %}, a quien se denominará la parte PROMITENTE VENDEDORA; y, por otra: {% for grupo in grupos_compradores %}{% if grupo.es_empresa %}{% for p in grupo.personas %}{{ p.numero_numerico }}.- La compañía {{ p.razon_social }}, con RUC número {{ p.ruc_palabras }} ({{ p.ruc }}), debidamente representada por su {{ p.rep_cargo }}, {{ p.rep_articulo }} {{ p.rep_nombres_completos }}, de nacionalidad {{ p.rep_nacionalidad }}, con {{ p.rep_cedula_palabras }} ({{ p.rep_cedula }}), de {{ p.rep_edad }} años de edad, {{ p.rep_prof_ocup }}, con domicilio físico en {{ p.rep_direccion }}{% endfor %}{% else %}{% if grupo.tipo == 'conyuges' %}los cónyuges señores: {% endif %}{% for p in grupo.personas %}{{ p.numero_numerico }}.- {{ p.nombres_completos }}, de nacionalidad {{ p.nacionalidad }}, con cédula de ciudadanía número {{ p.cedula_palabras }} ({{ p.cedula }}), de {{ p.edad }} años de edad, de estado civil {{ p.estado_civil }}, de profesión {{ p.profesion }} y de ocupación {{ p.ocupacion }}, teléfono celular número {{ p.telefono_palabras }} ({{ p.telefono }}), con domicilio electrónico en el correo {{ p.email }}, por sus propios y personales derechos{% if not loop.last %}; y, {% endif %}{% endfor %}{% if grupo.tipo == 'conyuges' %}; ambos{% endif %} domiciliado{% if grupo.tipo == 'conyuges' %}s{% endif %} físicamente en {{ grupo.direccion }}{% endif %}{% if not loop.last %}; {% if grupos_compradores[loop.index0].tipo == 'soltero' %}y, el señor: {% elif grupos_compradores[loop.index0].es_empresa %}y, {% endif %}{% endif %}{% endfor %}, a quien se denominará la parte PROMITENTE COMPRADORA.</w:t>
+        <w:t>PRIMERA.- COMPARECIENTES.- Comparecen a la celebración del presente contrato por una parte: {% for grupo in grupos_vendedores %}{% if grupo.es_empresa %}{% for p in grupo.personas %}{{ p.numero_numerico }}.- La compañía {{ p.razon_social }}, con RUC número {{ p.ruc_palabras }} ({{ p.ruc }}), debidamente representada por su {{ p.rep_cargo }}, {{ p.rep_articulo }} {{ p.rep_nombres_completos }}, de nacionalidad {{ p.rep_nacionalidad }}, con {{ p.rep_cedula_palabras }} ({{ p.rep_cedula }}), de {{ p.rep_edad }} años de edad, {{ p.rep_prof_ocup }}, con domicilio físico en {{ p.rep_direccion }}{% endfor %}{% else %}{% if grupo.tipo == 'conyuges' %}los cónyuges señores: {% endif %}{% for p in grupo.personas %}{{ p.numero_numerico }}.- {{ p.nombres_completos }}, de nacionalidad {{ p.nacionalidad }}, con cédula de ciudadanía número {{ p.cedula_palabras }} ({{ p.cedula }}), de {{ p.edad_palabras }} años de edad, de estado civil {{ p.estado_civil }}, de profesión {{ p.profesion }} y de ocupación {{ p.ocupacion }}, teléfono celular número {{ p.telefono_palabras }} ({{ p.telefono }}), con domicilio electrónico en el correo {{ p.email }}, por sus propios y personales derechos{% if not loop.last %}; y, {% endif %}{% endfor %}{% if grupo.tipo == 'conyuges' %}; ambos{% endif %} domiciliado{% if grupo.tipo == 'conyuges' %}s{% endif %} físicamente en {{ grupo.direccion }}{% endif %}{% if not loop.last %}; {% if grupos_vendedores[loop.index0].tipo == 'soltero' %}y, el señor: {% elif grupos_vendedores[loop.index0].es_empresa %}y, {% endif %}{% endif %}{% endfor %}, a quien se denominará la parte PROMITENTE VENDEDORA; y, por otra: {% for grupo in grupos_compradores %}{% if grupo.es_empresa %}{% for p in grupo.personas %}{{ p.numero_numerico }}.- La compañía {{ p.razon_social }}, con RUC número {{ p.ruc_palabras }} ({{ p.ruc }}), debidamente representada por su {{ p.rep_cargo }}, {{ p.rep_articulo }} {{ p.rep_nombres_completos }}, de nacionalidad {{ p.rep_nacionalidad }}, con {{ p.rep_cedula_palabras }} ({{ p.rep_cedula }}), de {{ p.rep_edad }} años de edad, {{ p.rep_prof_ocup }}, con domicilio físico en {{ p.rep_direccion }}{% endfor %}{% else %}{% if grupo.tipo == 'conyuges' %}los cónyuges señores: {% endif %}{% for p in grupo.personas %}{{ p.numero_numerico }}.- {{ p.nombres_completos }}, de nacionalidad {{ p.nacionalidad }}, con cédula de ciudadanía número {{ p.cedula_palabras }} ({{ p.cedula }}), de {{ p.edad_palabras }} años de edad, de estado civil {{ p.estado_civil }}, de profesión {{ p.profesion }} y de ocupación {{ p.ocupacion }}, teléfono celular número {{ p.telefono_palabras }} ({{ p.telefono }}), con domicilio electrónico en el correo {{ p.email }}, por sus propios y personales derechos{% if not loop.last %}; y, {% endif %}{% endfor %}{% if grupo.tipo == 'conyuges' %}; ambos{% endif %} domiciliado{% if grupo.tipo == 'conyuges' %}s{% endif %} físicamente en {{ grupo.direccion }}{% endif %}{% if not loop.last %}; {% if grupos_compradores[loop.index0].tipo == 'soltero' %}y, el señor: {% elif grupos_compradores[loop.index0].es_empresa %}y, {% endif %}{% endif %}{% endfor %}, a quien se denominará la parte PROMITENTE COMPRADORA.</w:t>
       </w:r>
     </w:p>
     <w:p>
@@ -55,7 +55,7 @@
       <w:r>
         <w:t>{% if es_horizontal %}</w:t>
         <w:br/>
-        <w:t>2.1.- La parte PROMITENTE VENDEDORA es propietaria de los siguientes inmuebles: {% for predio in predios %}{% if predio.es_compuesto %}{% for inmueble in predio.inmuebles %}{% if inmueble.tipo == 'Otro' %}{{ inmueble.tipo_otro }}{% else %}{{ inmueble.tipo }}{% endif %} {{ inmueble.numero_palabras }}, {% if inmueble.esta_construido %}nivel {{ inmueble.nivel }}, {% endif %}{% if inmueble.area_cubierta %}área cubierta {{ inmueble.area_cubierta_palabras }} metros cuadrados, {% endif %}{% if inmueble.area_descubierta %}área descubierta {{ inmueble.area_descubierta_palabras }} metros cuadrados, {% endif %}{% if inmueble.esta_construido %}Alícuota parcial {{ inmueble.alicuota_parcial_palabras }} por ciento; {% endif %}{% endfor %}{% if predio.inmuebles | selectattr('esta_construido') | list %}Alícuota total {{ predio.alicuota_total_palabras }} por ciento; {% endif %}{% else %}{% if predio.tipo == 'Otro' %}{{ predio.tipo_otro }}{% else %}{{ predio.tipo }}{% endif %} {{ predio.numero_palabras }}, {% if predio.inmuebles[0].esta_construido %}nivel {{ predio.inmuebles[0].nivel }}, {% endif %}{% if predio.inmuebles[0].area_cubierta %}área cubierta {{ predio.inmuebles[0].area_cubierta_palabras }} metros cuadrados, {% endif %}{% if predio.inmuebles[0].area_descubierta %}área descubierta {{ predio.inmuebles[0].area_descubierta_palabras }} metros cuadrados, {% endif %}{% if predio.inmuebles[0].esta_construido %}Alícuota parcial {{ predio.inmuebles[0].alicuota_parcial_palabras }} por ciento, Alícuota total {{ predio.alicuota_total_palabras }} por ciento; {% endif %}{% endif %}{% endfor %}del {{ nombre_conjunto }}, construido en el {{ ubicacion.lote }} número {{ ubicacion.numero_palabras }}, situado en la parroquia {{ ubicacion.parroquia }}, cantón {{ ubicacion.canton }}, Provincia de {{ ubicacion.provincia }}.</w:t>
+        <w:t>2.1.- La parte PROMITENTE VENDEDORA es propietaria de los siguientes inmuebles: {% for predio in predios %}{% if predio.es_compuesto %}{% for inmueble in predio.inmuebles %}{% if inmueble.tipo == 'Otro' %}{{ inmueble.tipo_otro }}{% else %}{{ inmueble.tipo }}{% endif %} {{ inmueble.numero_palabras }}, {% if inmueble.esta_construido %}nivel {{ inmueble.nivel }}, {% endif %}{% if inmueble.area_cubierta %}área cubierta {{ inmueble.area_cubierta_palabras }} metros cuadrados, {% endif %}{% if inmueble.area_descubierta %}área descubierta {{ inmueble.area_descubierta_palabras }} metros cuadrados, {% endif %}{% if inmueble.esta_construido %}Alícuota parcial {{ inmueble.alicuota_parcial_palabras }}; {% endif %}{% endfor %}{% if predio.inmuebles | selectattr('esta_construido') | list %}Alícuota total {{ predio.alicuota_total_palabras }}; {% endif %}{% else %}{% if predio.tipo == 'Otro' %}{{ predio.tipo_otro }}{% else %}{{ predio.tipo }}{% endif %} {{ predio.numero_palabras }}, {% if predio.inmuebles[0].esta_construido %}nivel {{ predio.inmuebles[0].nivel }}, {% endif %}{% if predio.inmuebles[0].area_cubierta %}área cubierta {{ predio.inmuebles[0].area_cubierta_palabras }} metros cuadrados, {% endif %}{% if predio.inmuebles[0].area_descubierta %}área descubierta {{ predio.inmuebles[0].area_descubierta_palabras }} metros cuadrados, {% endif %}{% if predio.inmuebles[0].esta_construido %}Alícuota parcial {{ predio.inmuebles[0].alicuota_parcial_palabras }} por ciento, Alícuota total {{ predio.alicuota_total_palabras }}; {% endif %}{% endif %}{% endfor %}del {{ nombre_conjunto }}, construido en el {{ ubicacion.lote }} número {{ ubicacion.numero_palabras }}, situado en la parroquia {{ ubicacion.parroquia }}, cantón {{ ubicacion.canton }}, Provincia de {{ ubicacion.provincia }}.</w:t>
         <w:br/>
         <w:t>{% else %}</w:t>
         <w:br/>
